--- a/worksheets/NS_L7_TrafficFlood_Worksheet.docx
+++ b/worksheets/NS_L7_TrafficFlood_Worksheet.docx
@@ -522,7 +522,7 @@
                 <w:sz w:val="21"/>
                 <w:szCs w:val="21"/>
               </w:rPr>
-              <w:t xml:space="preserve">Much of America's internet was brought down on 21 October 2016, affecting Netflix, Twitter, Spotify, Reddit and others. What happened?</w:t>
+              <w:t xml:space="preserve">An online shop is unreachable for a whole Saturday. List everything that costs the company while the site is down.</w:t>
             </w:r>
           </w:p>
           <w:tbl>
@@ -1305,6 +1305,218 @@
               </w:tc>
             </w:tr>
           </w:tbl>
+          <w:p>
+            <w:pPr>
+              <w:keepNext/>
+              <w:spacing w:after="60" w:before="120"/>
+            </w:pPr>
+            <w:r>
+              <w:rPr>
+                <w:rFonts w:ascii="Arial" w:cs="Arial" w:eastAsia="Arial" w:hAnsi="Arial"/>
+                <w:b/>
+                <w:bCs/>
+                <w:sz w:val="21"/>
+                <w:szCs w:val="21"/>
+              </w:rPr>
+              <w:t xml:space="preserve">What does a denial-of-service attack set out to do?</w:t>
+            </w:r>
+          </w:p>
+          <w:tbl>
+            <w:tblPr>
+              <w:tblW w:type="dxa" w:w="10026"/>
+              <w:tblBorders>
+                <w:top w:val="single" w:color="auto" w:sz="4"/>
+                <w:left w:val="single" w:color="auto" w:sz="4"/>
+                <w:bottom w:val="single" w:color="auto" w:sz="4"/>
+                <w:right w:val="single" w:color="auto" w:sz="4"/>
+                <w:insideH w:val="single" w:color="auto" w:sz="4"/>
+                <w:insideV w:val="single" w:color="auto" w:sz="4"/>
+              </w:tblBorders>
+            </w:tblPr>
+            <w:tblGrid>
+              <w:gridCol w:w="10026"/>
+            </w:tblGrid>
+            <w:tr>
+              <w:trPr>
+                <w:cantSplit/>
+                <w:trHeight w:val="460" w:hRule="exact"/>
+              </w:trPr>
+              <w:tc>
+                <w:tcPr>
+                  <w:tcW w:type="dxa" w:w="10026"/>
+                  <w:tcBorders>
+                    <w:top w:val="none" w:color="FFFFFF" w:sz="0"/>
+                    <w:left w:val="none" w:color="FFFFFF" w:sz="0"/>
+                    <w:bottom w:val="dotted" w:color="9AA8BC" w:sz="6"/>
+                    <w:right w:val="none" w:color="FFFFFF" w:sz="0"/>
+                  </w:tcBorders>
+                  <w:tcMar>
+                    <w:left w:type="dxa" w:w="0"/>
+                    <w:bottom w:type="dxa" w:w="20"/>
+                    <w:right w:type="dxa" w:w="0"/>
+                  </w:tcMar>
+                  <w:vAlign w:val="bottom"/>
+                </w:tcPr>
+                <w:p>
+                  <w:pPr>
+                    <w:spacing w:after="0" w:before="0"/>
+                  </w:pPr>
+                  <w:r>
+                    <w:rPr>
+                      <w:rFonts w:ascii="Arial" w:cs="Arial" w:eastAsia="Arial" w:hAnsi="Arial"/>
+                      <w:color w:val="5A6B85"/>
+                      <w:sz w:val="21"/>
+                      <w:szCs w:val="21"/>
+                    </w:rPr>
+                    <w:t xml:space="preserve"/>
+                  </w:r>
+                </w:p>
+              </w:tc>
+            </w:tr>
+            <w:tr>
+              <w:trPr>
+                <w:cantSplit/>
+                <w:trHeight w:val="460" w:hRule="exact"/>
+              </w:trPr>
+              <w:tc>
+                <w:tcPr>
+                  <w:tcW w:type="dxa" w:w="10026"/>
+                  <w:tcBorders>
+                    <w:top w:val="none" w:color="FFFFFF" w:sz="0"/>
+                    <w:left w:val="none" w:color="FFFFFF" w:sz="0"/>
+                    <w:bottom w:val="dotted" w:color="9AA8BC" w:sz="6"/>
+                    <w:right w:val="none" w:color="FFFFFF" w:sz="0"/>
+                  </w:tcBorders>
+                  <w:tcMar>
+                    <w:left w:type="dxa" w:w="0"/>
+                    <w:bottom w:type="dxa" w:w="20"/>
+                    <w:right w:type="dxa" w:w="0"/>
+                  </w:tcMar>
+                  <w:vAlign w:val="bottom"/>
+                </w:tcPr>
+                <w:p>
+                  <w:pPr>
+                    <w:spacing w:after="0" w:before="0"/>
+                  </w:pPr>
+                  <w:r>
+                    <w:rPr>
+                      <w:rFonts w:ascii="Arial" w:cs="Arial" w:eastAsia="Arial" w:hAnsi="Arial"/>
+                      <w:color w:val="5A6B85"/>
+                      <w:sz w:val="21"/>
+                      <w:szCs w:val="21"/>
+                    </w:rPr>
+                    <w:t xml:space="preserve"/>
+                  </w:r>
+                </w:p>
+              </w:tc>
+            </w:tr>
+          </w:tbl>
+          <w:p>
+            <w:pPr>
+              <w:keepNext/>
+              <w:spacing w:after="60" w:before="120"/>
+            </w:pPr>
+            <w:r>
+              <w:rPr>
+                <w:rFonts w:ascii="Arial" w:cs="Arial" w:eastAsia="Arial" w:hAnsi="Arial"/>
+                <w:b/>
+                <w:bCs/>
+                <w:sz w:val="21"/>
+                <w:szCs w:val="21"/>
+              </w:rPr>
+              <w:t xml:space="preserve">What is the main cost of a DoS attack to a business?</w:t>
+            </w:r>
+          </w:p>
+          <w:tbl>
+            <w:tblPr>
+              <w:tblW w:type="dxa" w:w="10026"/>
+              <w:tblBorders>
+                <w:top w:val="single" w:color="auto" w:sz="4"/>
+                <w:left w:val="single" w:color="auto" w:sz="4"/>
+                <w:bottom w:val="single" w:color="auto" w:sz="4"/>
+                <w:right w:val="single" w:color="auto" w:sz="4"/>
+                <w:insideH w:val="single" w:color="auto" w:sz="4"/>
+                <w:insideV w:val="single" w:color="auto" w:sz="4"/>
+              </w:tblBorders>
+            </w:tblPr>
+            <w:tblGrid>
+              <w:gridCol w:w="10026"/>
+            </w:tblGrid>
+            <w:tr>
+              <w:trPr>
+                <w:cantSplit/>
+                <w:trHeight w:val="460" w:hRule="exact"/>
+              </w:trPr>
+              <w:tc>
+                <w:tcPr>
+                  <w:tcW w:type="dxa" w:w="10026"/>
+                  <w:tcBorders>
+                    <w:top w:val="none" w:color="FFFFFF" w:sz="0"/>
+                    <w:left w:val="none" w:color="FFFFFF" w:sz="0"/>
+                    <w:bottom w:val="dotted" w:color="9AA8BC" w:sz="6"/>
+                    <w:right w:val="none" w:color="FFFFFF" w:sz="0"/>
+                  </w:tcBorders>
+                  <w:tcMar>
+                    <w:left w:type="dxa" w:w="0"/>
+                    <w:bottom w:type="dxa" w:w="20"/>
+                    <w:right w:type="dxa" w:w="0"/>
+                  </w:tcMar>
+                  <w:vAlign w:val="bottom"/>
+                </w:tcPr>
+                <w:p>
+                  <w:pPr>
+                    <w:spacing w:after="0" w:before="0"/>
+                  </w:pPr>
+                  <w:r>
+                    <w:rPr>
+                      <w:rFonts w:ascii="Arial" w:cs="Arial" w:eastAsia="Arial" w:hAnsi="Arial"/>
+                      <w:color w:val="5A6B85"/>
+                      <w:sz w:val="21"/>
+                      <w:szCs w:val="21"/>
+                    </w:rPr>
+                    <w:t xml:space="preserve"/>
+                  </w:r>
+                </w:p>
+              </w:tc>
+            </w:tr>
+            <w:tr>
+              <w:trPr>
+                <w:cantSplit/>
+                <w:trHeight w:val="460" w:hRule="exact"/>
+              </w:trPr>
+              <w:tc>
+                <w:tcPr>
+                  <w:tcW w:type="dxa" w:w="10026"/>
+                  <w:tcBorders>
+                    <w:top w:val="none" w:color="FFFFFF" w:sz="0"/>
+                    <w:left w:val="none" w:color="FFFFFF" w:sz="0"/>
+                    <w:bottom w:val="dotted" w:color="9AA8BC" w:sz="6"/>
+                    <w:right w:val="none" w:color="FFFFFF" w:sz="0"/>
+                  </w:tcBorders>
+                  <w:tcMar>
+                    <w:left w:type="dxa" w:w="0"/>
+                    <w:bottom w:type="dxa" w:w="20"/>
+                    <w:right w:type="dxa" w:w="0"/>
+                  </w:tcMar>
+                  <w:vAlign w:val="bottom"/>
+                </w:tcPr>
+                <w:p>
+                  <w:pPr>
+                    <w:spacing w:after="0" w:before="0"/>
+                  </w:pPr>
+                  <w:r>
+                    <w:rPr>
+                      <w:rFonts w:ascii="Arial" w:cs="Arial" w:eastAsia="Arial" w:hAnsi="Arial"/>
+                      <w:color w:val="5A6B85"/>
+                      <w:sz w:val="21"/>
+                      <w:szCs w:val="21"/>
+                    </w:rPr>
+                    <w:t xml:space="preserve"/>
+                  </w:r>
+                </w:p>
+              </w:tc>
+            </w:tr>
+          </w:tbl>
           <w:p/>
         </w:tc>
       </w:tr>
@@ -1496,6 +1708,218 @@
                 <w:szCs w:val="21"/>
               </w:rPr>
               <w:t xml:space="preserve">Why is a DDoS attack harder to block than a DoS attack?</w:t>
+            </w:r>
+          </w:p>
+          <w:tbl>
+            <w:tblPr>
+              <w:tblW w:type="dxa" w:w="10026"/>
+              <w:tblBorders>
+                <w:top w:val="single" w:color="auto" w:sz="4"/>
+                <w:left w:val="single" w:color="auto" w:sz="4"/>
+                <w:bottom w:val="single" w:color="auto" w:sz="4"/>
+                <w:right w:val="single" w:color="auto" w:sz="4"/>
+                <w:insideH w:val="single" w:color="auto" w:sz="4"/>
+                <w:insideV w:val="single" w:color="auto" w:sz="4"/>
+              </w:tblBorders>
+            </w:tblPr>
+            <w:tblGrid>
+              <w:gridCol w:w="10026"/>
+            </w:tblGrid>
+            <w:tr>
+              <w:trPr>
+                <w:cantSplit/>
+                <w:trHeight w:val="460" w:hRule="exact"/>
+              </w:trPr>
+              <w:tc>
+                <w:tcPr>
+                  <w:tcW w:type="dxa" w:w="10026"/>
+                  <w:tcBorders>
+                    <w:top w:val="none" w:color="FFFFFF" w:sz="0"/>
+                    <w:left w:val="none" w:color="FFFFFF" w:sz="0"/>
+                    <w:bottom w:val="dotted" w:color="9AA8BC" w:sz="6"/>
+                    <w:right w:val="none" w:color="FFFFFF" w:sz="0"/>
+                  </w:tcBorders>
+                  <w:tcMar>
+                    <w:left w:type="dxa" w:w="0"/>
+                    <w:bottom w:type="dxa" w:w="20"/>
+                    <w:right w:type="dxa" w:w="0"/>
+                  </w:tcMar>
+                  <w:vAlign w:val="bottom"/>
+                </w:tcPr>
+                <w:p>
+                  <w:pPr>
+                    <w:spacing w:after="0" w:before="0"/>
+                  </w:pPr>
+                  <w:r>
+                    <w:rPr>
+                      <w:rFonts w:ascii="Arial" w:cs="Arial" w:eastAsia="Arial" w:hAnsi="Arial"/>
+                      <w:color w:val="5A6B85"/>
+                      <w:sz w:val="21"/>
+                      <w:szCs w:val="21"/>
+                    </w:rPr>
+                    <w:t xml:space="preserve"/>
+                  </w:r>
+                </w:p>
+              </w:tc>
+            </w:tr>
+            <w:tr>
+              <w:trPr>
+                <w:cantSplit/>
+                <w:trHeight w:val="460" w:hRule="exact"/>
+              </w:trPr>
+              <w:tc>
+                <w:tcPr>
+                  <w:tcW w:type="dxa" w:w="10026"/>
+                  <w:tcBorders>
+                    <w:top w:val="none" w:color="FFFFFF" w:sz="0"/>
+                    <w:left w:val="none" w:color="FFFFFF" w:sz="0"/>
+                    <w:bottom w:val="dotted" w:color="9AA8BC" w:sz="6"/>
+                    <w:right w:val="none" w:color="FFFFFF" w:sz="0"/>
+                  </w:tcBorders>
+                  <w:tcMar>
+                    <w:left w:type="dxa" w:w="0"/>
+                    <w:bottom w:type="dxa" w:w="20"/>
+                    <w:right w:type="dxa" w:w="0"/>
+                  </w:tcMar>
+                  <w:vAlign w:val="bottom"/>
+                </w:tcPr>
+                <w:p>
+                  <w:pPr>
+                    <w:spacing w:after="0" w:before="0"/>
+                  </w:pPr>
+                  <w:r>
+                    <w:rPr>
+                      <w:rFonts w:ascii="Arial" w:cs="Arial" w:eastAsia="Arial" w:hAnsi="Arial"/>
+                      <w:color w:val="5A6B85"/>
+                      <w:sz w:val="21"/>
+                      <w:szCs w:val="21"/>
+                    </w:rPr>
+                    <w:t xml:space="preserve"/>
+                  </w:r>
+                </w:p>
+              </w:tc>
+            </w:tr>
+          </w:tbl>
+          <w:p>
+            <w:pPr>
+              <w:keepNext/>
+              <w:spacing w:after="60" w:before="120"/>
+            </w:pPr>
+            <w:r>
+              <w:rPr>
+                <w:rFonts w:ascii="Arial" w:cs="Arial" w:eastAsia="Arial" w:hAnsi="Arial"/>
+                <w:b/>
+                <w:bCs/>
+                <w:sz w:val="21"/>
+                <w:szCs w:val="21"/>
+              </w:rPr>
+              <w:t xml:space="preserve">What is a botnet?</w:t>
+            </w:r>
+          </w:p>
+          <w:tbl>
+            <w:tblPr>
+              <w:tblW w:type="dxa" w:w="10026"/>
+              <w:tblBorders>
+                <w:top w:val="single" w:color="auto" w:sz="4"/>
+                <w:left w:val="single" w:color="auto" w:sz="4"/>
+                <w:bottom w:val="single" w:color="auto" w:sz="4"/>
+                <w:right w:val="single" w:color="auto" w:sz="4"/>
+                <w:insideH w:val="single" w:color="auto" w:sz="4"/>
+                <w:insideV w:val="single" w:color="auto" w:sz="4"/>
+              </w:tblBorders>
+            </w:tblPr>
+            <w:tblGrid>
+              <w:gridCol w:w="10026"/>
+            </w:tblGrid>
+            <w:tr>
+              <w:trPr>
+                <w:cantSplit/>
+                <w:trHeight w:val="460" w:hRule="exact"/>
+              </w:trPr>
+              <w:tc>
+                <w:tcPr>
+                  <w:tcW w:type="dxa" w:w="10026"/>
+                  <w:tcBorders>
+                    <w:top w:val="none" w:color="FFFFFF" w:sz="0"/>
+                    <w:left w:val="none" w:color="FFFFFF" w:sz="0"/>
+                    <w:bottom w:val="dotted" w:color="9AA8BC" w:sz="6"/>
+                    <w:right w:val="none" w:color="FFFFFF" w:sz="0"/>
+                  </w:tcBorders>
+                  <w:tcMar>
+                    <w:left w:type="dxa" w:w="0"/>
+                    <w:bottom w:type="dxa" w:w="20"/>
+                    <w:right w:type="dxa" w:w="0"/>
+                  </w:tcMar>
+                  <w:vAlign w:val="bottom"/>
+                </w:tcPr>
+                <w:p>
+                  <w:pPr>
+                    <w:spacing w:after="0" w:before="0"/>
+                  </w:pPr>
+                  <w:r>
+                    <w:rPr>
+                      <w:rFonts w:ascii="Arial" w:cs="Arial" w:eastAsia="Arial" w:hAnsi="Arial"/>
+                      <w:color w:val="5A6B85"/>
+                      <w:sz w:val="21"/>
+                      <w:szCs w:val="21"/>
+                    </w:rPr>
+                    <w:t xml:space="preserve"/>
+                  </w:r>
+                </w:p>
+              </w:tc>
+            </w:tr>
+            <w:tr>
+              <w:trPr>
+                <w:cantSplit/>
+                <w:trHeight w:val="460" w:hRule="exact"/>
+              </w:trPr>
+              <w:tc>
+                <w:tcPr>
+                  <w:tcW w:type="dxa" w:w="10026"/>
+                  <w:tcBorders>
+                    <w:top w:val="none" w:color="FFFFFF" w:sz="0"/>
+                    <w:left w:val="none" w:color="FFFFFF" w:sz="0"/>
+                    <w:bottom w:val="dotted" w:color="9AA8BC" w:sz="6"/>
+                    <w:right w:val="none" w:color="FFFFFF" w:sz="0"/>
+                  </w:tcBorders>
+                  <w:tcMar>
+                    <w:left w:type="dxa" w:w="0"/>
+                    <w:bottom w:type="dxa" w:w="20"/>
+                    <w:right w:type="dxa" w:w="0"/>
+                  </w:tcMar>
+                  <w:vAlign w:val="bottom"/>
+                </w:tcPr>
+                <w:p>
+                  <w:pPr>
+                    <w:spacing w:after="0" w:before="0"/>
+                  </w:pPr>
+                  <w:r>
+                    <w:rPr>
+                      <w:rFonts w:ascii="Arial" w:cs="Arial" w:eastAsia="Arial" w:hAnsi="Arial"/>
+                      <w:color w:val="5A6B85"/>
+                      <w:sz w:val="21"/>
+                      <w:szCs w:val="21"/>
+                    </w:rPr>
+                    <w:t xml:space="preserve"/>
+                  </w:r>
+                </w:p>
+              </w:tc>
+            </w:tr>
+          </w:tbl>
+          <w:p>
+            <w:pPr>
+              <w:keepNext/>
+              <w:spacing w:after="60" w:before="120"/>
+            </w:pPr>
+            <w:r>
+              <w:rPr>
+                <w:rFonts w:ascii="Arial" w:cs="Arial" w:eastAsia="Arial" w:hAnsi="Arial"/>
+                <w:b/>
+                <w:bCs/>
+                <w:sz w:val="21"/>
+                <w:szCs w:val="21"/>
+              </w:rPr>
+              <w:t xml:space="preserve">Why is a distributed attack harder to stop?</w:t>
             </w:r>
           </w:p>
           <w:tbl>
@@ -1871,6 +2295,218 @@
               </w:tc>
             </w:tr>
           </w:tbl>
+          <w:p>
+            <w:pPr>
+              <w:keepNext/>
+              <w:spacing w:after="60" w:before="120"/>
+            </w:pPr>
+            <w:r>
+              <w:rPr>
+                <w:rFonts w:ascii="Arial" w:cs="Arial" w:eastAsia="Arial" w:hAnsi="Arial"/>
+                <w:b/>
+                <w:bCs/>
+                <w:sz w:val="21"/>
+                <w:szCs w:val="21"/>
+              </w:rPr>
+              <w:t xml:space="preserve">What were most of the devices in the Mirai botnet?</w:t>
+            </w:r>
+          </w:p>
+          <w:tbl>
+            <w:tblPr>
+              <w:tblW w:type="dxa" w:w="10026"/>
+              <w:tblBorders>
+                <w:top w:val="single" w:color="auto" w:sz="4"/>
+                <w:left w:val="single" w:color="auto" w:sz="4"/>
+                <w:bottom w:val="single" w:color="auto" w:sz="4"/>
+                <w:right w:val="single" w:color="auto" w:sz="4"/>
+                <w:insideH w:val="single" w:color="auto" w:sz="4"/>
+                <w:insideV w:val="single" w:color="auto" w:sz="4"/>
+              </w:tblBorders>
+            </w:tblPr>
+            <w:tblGrid>
+              <w:gridCol w:w="10026"/>
+            </w:tblGrid>
+            <w:tr>
+              <w:trPr>
+                <w:cantSplit/>
+                <w:trHeight w:val="460" w:hRule="exact"/>
+              </w:trPr>
+              <w:tc>
+                <w:tcPr>
+                  <w:tcW w:type="dxa" w:w="10026"/>
+                  <w:tcBorders>
+                    <w:top w:val="none" w:color="FFFFFF" w:sz="0"/>
+                    <w:left w:val="none" w:color="FFFFFF" w:sz="0"/>
+                    <w:bottom w:val="dotted" w:color="9AA8BC" w:sz="6"/>
+                    <w:right w:val="none" w:color="FFFFFF" w:sz="0"/>
+                  </w:tcBorders>
+                  <w:tcMar>
+                    <w:left w:type="dxa" w:w="0"/>
+                    <w:bottom w:type="dxa" w:w="20"/>
+                    <w:right w:type="dxa" w:w="0"/>
+                  </w:tcMar>
+                  <w:vAlign w:val="bottom"/>
+                </w:tcPr>
+                <w:p>
+                  <w:pPr>
+                    <w:spacing w:after="0" w:before="0"/>
+                  </w:pPr>
+                  <w:r>
+                    <w:rPr>
+                      <w:rFonts w:ascii="Arial" w:cs="Arial" w:eastAsia="Arial" w:hAnsi="Arial"/>
+                      <w:color w:val="5A6B85"/>
+                      <w:sz w:val="21"/>
+                      <w:szCs w:val="21"/>
+                    </w:rPr>
+                    <w:t xml:space="preserve"/>
+                  </w:r>
+                </w:p>
+              </w:tc>
+            </w:tr>
+            <w:tr>
+              <w:trPr>
+                <w:cantSplit/>
+                <w:trHeight w:val="460" w:hRule="exact"/>
+              </w:trPr>
+              <w:tc>
+                <w:tcPr>
+                  <w:tcW w:type="dxa" w:w="10026"/>
+                  <w:tcBorders>
+                    <w:top w:val="none" w:color="FFFFFF" w:sz="0"/>
+                    <w:left w:val="none" w:color="FFFFFF" w:sz="0"/>
+                    <w:bottom w:val="dotted" w:color="9AA8BC" w:sz="6"/>
+                    <w:right w:val="none" w:color="FFFFFF" w:sz="0"/>
+                  </w:tcBorders>
+                  <w:tcMar>
+                    <w:left w:type="dxa" w:w="0"/>
+                    <w:bottom w:type="dxa" w:w="20"/>
+                    <w:right w:type="dxa" w:w="0"/>
+                  </w:tcMar>
+                  <w:vAlign w:val="bottom"/>
+                </w:tcPr>
+                <w:p>
+                  <w:pPr>
+                    <w:spacing w:after="0" w:before="0"/>
+                  </w:pPr>
+                  <w:r>
+                    <w:rPr>
+                      <w:rFonts w:ascii="Arial" w:cs="Arial" w:eastAsia="Arial" w:hAnsi="Arial"/>
+                      <w:color w:val="5A6B85"/>
+                      <w:sz w:val="21"/>
+                      <w:szCs w:val="21"/>
+                    </w:rPr>
+                    <w:t xml:space="preserve"/>
+                  </w:r>
+                </w:p>
+              </w:tc>
+            </w:tr>
+          </w:tbl>
+          <w:p>
+            <w:pPr>
+              <w:keepNext/>
+              <w:spacing w:after="60" w:before="120"/>
+            </w:pPr>
+            <w:r>
+              <w:rPr>
+                <w:rFonts w:ascii="Arial" w:cs="Arial" w:eastAsia="Arial" w:hAnsi="Arial"/>
+                <w:b/>
+                <w:bCs/>
+                <w:sz w:val="21"/>
+                <w:szCs w:val="21"/>
+              </w:rPr>
+              <w:t xml:space="preserve">Why did attacking a DNS provider knock out so many sites?</w:t>
+            </w:r>
+          </w:p>
+          <w:tbl>
+            <w:tblPr>
+              <w:tblW w:type="dxa" w:w="10026"/>
+              <w:tblBorders>
+                <w:top w:val="single" w:color="auto" w:sz="4"/>
+                <w:left w:val="single" w:color="auto" w:sz="4"/>
+                <w:bottom w:val="single" w:color="auto" w:sz="4"/>
+                <w:right w:val="single" w:color="auto" w:sz="4"/>
+                <w:insideH w:val="single" w:color="auto" w:sz="4"/>
+                <w:insideV w:val="single" w:color="auto" w:sz="4"/>
+              </w:tblBorders>
+            </w:tblPr>
+            <w:tblGrid>
+              <w:gridCol w:w="10026"/>
+            </w:tblGrid>
+            <w:tr>
+              <w:trPr>
+                <w:cantSplit/>
+                <w:trHeight w:val="460" w:hRule="exact"/>
+              </w:trPr>
+              <w:tc>
+                <w:tcPr>
+                  <w:tcW w:type="dxa" w:w="10026"/>
+                  <w:tcBorders>
+                    <w:top w:val="none" w:color="FFFFFF" w:sz="0"/>
+                    <w:left w:val="none" w:color="FFFFFF" w:sz="0"/>
+                    <w:bottom w:val="dotted" w:color="9AA8BC" w:sz="6"/>
+                    <w:right w:val="none" w:color="FFFFFF" w:sz="0"/>
+                  </w:tcBorders>
+                  <w:tcMar>
+                    <w:left w:type="dxa" w:w="0"/>
+                    <w:bottom w:type="dxa" w:w="20"/>
+                    <w:right w:type="dxa" w:w="0"/>
+                  </w:tcMar>
+                  <w:vAlign w:val="bottom"/>
+                </w:tcPr>
+                <w:p>
+                  <w:pPr>
+                    <w:spacing w:after="0" w:before="0"/>
+                  </w:pPr>
+                  <w:r>
+                    <w:rPr>
+                      <w:rFonts w:ascii="Arial" w:cs="Arial" w:eastAsia="Arial" w:hAnsi="Arial"/>
+                      <w:color w:val="5A6B85"/>
+                      <w:sz w:val="21"/>
+                      <w:szCs w:val="21"/>
+                    </w:rPr>
+                    <w:t xml:space="preserve"/>
+                  </w:r>
+                </w:p>
+              </w:tc>
+            </w:tr>
+            <w:tr>
+              <w:trPr>
+                <w:cantSplit/>
+                <w:trHeight w:val="460" w:hRule="exact"/>
+              </w:trPr>
+              <w:tc>
+                <w:tcPr>
+                  <w:tcW w:type="dxa" w:w="10026"/>
+                  <w:tcBorders>
+                    <w:top w:val="none" w:color="FFFFFF" w:sz="0"/>
+                    <w:left w:val="none" w:color="FFFFFF" w:sz="0"/>
+                    <w:bottom w:val="dotted" w:color="9AA8BC" w:sz="6"/>
+                    <w:right w:val="none" w:color="FFFFFF" w:sz="0"/>
+                  </w:tcBorders>
+                  <w:tcMar>
+                    <w:left w:type="dxa" w:w="0"/>
+                    <w:bottom w:type="dxa" w:w="20"/>
+                    <w:right w:type="dxa" w:w="0"/>
+                  </w:tcMar>
+                  <w:vAlign w:val="bottom"/>
+                </w:tcPr>
+                <w:p>
+                  <w:pPr>
+                    <w:spacing w:after="0" w:before="0"/>
+                  </w:pPr>
+                  <w:r>
+                    <w:rPr>
+                      <w:rFonts w:ascii="Arial" w:cs="Arial" w:eastAsia="Arial" w:hAnsi="Arial"/>
+                      <w:color w:val="5A6B85"/>
+                      <w:sz w:val="21"/>
+                      <w:szCs w:val="21"/>
+                    </w:rPr>
+                    <w:t xml:space="preserve"/>
+                  </w:r>
+                </w:p>
+              </w:tc>
+            </w:tr>
+          </w:tbl>
           <w:p/>
         </w:tc>
       </w:tr>
@@ -2062,6 +2698,218 @@
                 <w:szCs w:val="21"/>
               </w:rPr>
               <w:t xml:space="preserve">List three effects of a week-long DDoS attack on an online shop.</w:t>
+            </w:r>
+          </w:p>
+          <w:tbl>
+            <w:tblPr>
+              <w:tblW w:type="dxa" w:w="10026"/>
+              <w:tblBorders>
+                <w:top w:val="single" w:color="auto" w:sz="4"/>
+                <w:left w:val="single" w:color="auto" w:sz="4"/>
+                <w:bottom w:val="single" w:color="auto" w:sz="4"/>
+                <w:right w:val="single" w:color="auto" w:sz="4"/>
+                <w:insideH w:val="single" w:color="auto" w:sz="4"/>
+                <w:insideV w:val="single" w:color="auto" w:sz="4"/>
+              </w:tblBorders>
+            </w:tblPr>
+            <w:tblGrid>
+              <w:gridCol w:w="10026"/>
+            </w:tblGrid>
+            <w:tr>
+              <w:trPr>
+                <w:cantSplit/>
+                <w:trHeight w:val="460" w:hRule="exact"/>
+              </w:trPr>
+              <w:tc>
+                <w:tcPr>
+                  <w:tcW w:type="dxa" w:w="10026"/>
+                  <w:tcBorders>
+                    <w:top w:val="none" w:color="FFFFFF" w:sz="0"/>
+                    <w:left w:val="none" w:color="FFFFFF" w:sz="0"/>
+                    <w:bottom w:val="dotted" w:color="9AA8BC" w:sz="6"/>
+                    <w:right w:val="none" w:color="FFFFFF" w:sz="0"/>
+                  </w:tcBorders>
+                  <w:tcMar>
+                    <w:left w:type="dxa" w:w="0"/>
+                    <w:bottom w:type="dxa" w:w="20"/>
+                    <w:right w:type="dxa" w:w="0"/>
+                  </w:tcMar>
+                  <w:vAlign w:val="bottom"/>
+                </w:tcPr>
+                <w:p>
+                  <w:pPr>
+                    <w:spacing w:after="0" w:before="0"/>
+                  </w:pPr>
+                  <w:r>
+                    <w:rPr>
+                      <w:rFonts w:ascii="Arial" w:cs="Arial" w:eastAsia="Arial" w:hAnsi="Arial"/>
+                      <w:color w:val="5A6B85"/>
+                      <w:sz w:val="21"/>
+                      <w:szCs w:val="21"/>
+                    </w:rPr>
+                    <w:t xml:space="preserve"/>
+                  </w:r>
+                </w:p>
+              </w:tc>
+            </w:tr>
+            <w:tr>
+              <w:trPr>
+                <w:cantSplit/>
+                <w:trHeight w:val="460" w:hRule="exact"/>
+              </w:trPr>
+              <w:tc>
+                <w:tcPr>
+                  <w:tcW w:type="dxa" w:w="10026"/>
+                  <w:tcBorders>
+                    <w:top w:val="none" w:color="FFFFFF" w:sz="0"/>
+                    <w:left w:val="none" w:color="FFFFFF" w:sz="0"/>
+                    <w:bottom w:val="dotted" w:color="9AA8BC" w:sz="6"/>
+                    <w:right w:val="none" w:color="FFFFFF" w:sz="0"/>
+                  </w:tcBorders>
+                  <w:tcMar>
+                    <w:left w:type="dxa" w:w="0"/>
+                    <w:bottom w:type="dxa" w:w="20"/>
+                    <w:right w:type="dxa" w:w="0"/>
+                  </w:tcMar>
+                  <w:vAlign w:val="bottom"/>
+                </w:tcPr>
+                <w:p>
+                  <w:pPr>
+                    <w:spacing w:after="0" w:before="0"/>
+                  </w:pPr>
+                  <w:r>
+                    <w:rPr>
+                      <w:rFonts w:ascii="Arial" w:cs="Arial" w:eastAsia="Arial" w:hAnsi="Arial"/>
+                      <w:color w:val="5A6B85"/>
+                      <w:sz w:val="21"/>
+                      <w:szCs w:val="21"/>
+                    </w:rPr>
+                    <w:t xml:space="preserve"/>
+                  </w:r>
+                </w:p>
+              </w:tc>
+            </w:tr>
+          </w:tbl>
+          <w:p>
+            <w:pPr>
+              <w:keepNext/>
+              <w:spacing w:after="60" w:before="120"/>
+            </w:pPr>
+            <w:r>
+              <w:rPr>
+                <w:rFonts w:ascii="Arial" w:cs="Arial" w:eastAsia="Arial" w:hAnsi="Arial"/>
+                <w:b/>
+                <w:bCs/>
+                <w:sz w:val="21"/>
+                <w:szCs w:val="21"/>
+              </w:rPr>
+              <w:t xml:space="preserve">Which are effects of a successful DDoS attack on a company? Select all that apply.</w:t>
+            </w:r>
+          </w:p>
+          <w:tbl>
+            <w:tblPr>
+              <w:tblW w:type="dxa" w:w="10026"/>
+              <w:tblBorders>
+                <w:top w:val="single" w:color="auto" w:sz="4"/>
+                <w:left w:val="single" w:color="auto" w:sz="4"/>
+                <w:bottom w:val="single" w:color="auto" w:sz="4"/>
+                <w:right w:val="single" w:color="auto" w:sz="4"/>
+                <w:insideH w:val="single" w:color="auto" w:sz="4"/>
+                <w:insideV w:val="single" w:color="auto" w:sz="4"/>
+              </w:tblBorders>
+            </w:tblPr>
+            <w:tblGrid>
+              <w:gridCol w:w="10026"/>
+            </w:tblGrid>
+            <w:tr>
+              <w:trPr>
+                <w:cantSplit/>
+                <w:trHeight w:val="460" w:hRule="exact"/>
+              </w:trPr>
+              <w:tc>
+                <w:tcPr>
+                  <w:tcW w:type="dxa" w:w="10026"/>
+                  <w:tcBorders>
+                    <w:top w:val="none" w:color="FFFFFF" w:sz="0"/>
+                    <w:left w:val="none" w:color="FFFFFF" w:sz="0"/>
+                    <w:bottom w:val="dotted" w:color="9AA8BC" w:sz="6"/>
+                    <w:right w:val="none" w:color="FFFFFF" w:sz="0"/>
+                  </w:tcBorders>
+                  <w:tcMar>
+                    <w:left w:type="dxa" w:w="0"/>
+                    <w:bottom w:type="dxa" w:w="20"/>
+                    <w:right w:type="dxa" w:w="0"/>
+                  </w:tcMar>
+                  <w:vAlign w:val="bottom"/>
+                </w:tcPr>
+                <w:p>
+                  <w:pPr>
+                    <w:spacing w:after="0" w:before="0"/>
+                  </w:pPr>
+                  <w:r>
+                    <w:rPr>
+                      <w:rFonts w:ascii="Arial" w:cs="Arial" w:eastAsia="Arial" w:hAnsi="Arial"/>
+                      <w:color w:val="5A6B85"/>
+                      <w:sz w:val="21"/>
+                      <w:szCs w:val="21"/>
+                    </w:rPr>
+                    <w:t xml:space="preserve"/>
+                  </w:r>
+                </w:p>
+              </w:tc>
+            </w:tr>
+            <w:tr>
+              <w:trPr>
+                <w:cantSplit/>
+                <w:trHeight w:val="460" w:hRule="exact"/>
+              </w:trPr>
+              <w:tc>
+                <w:tcPr>
+                  <w:tcW w:type="dxa" w:w="10026"/>
+                  <w:tcBorders>
+                    <w:top w:val="none" w:color="FFFFFF" w:sz="0"/>
+                    <w:left w:val="none" w:color="FFFFFF" w:sz="0"/>
+                    <w:bottom w:val="dotted" w:color="9AA8BC" w:sz="6"/>
+                    <w:right w:val="none" w:color="FFFFFF" w:sz="0"/>
+                  </w:tcBorders>
+                  <w:tcMar>
+                    <w:left w:type="dxa" w:w="0"/>
+                    <w:bottom w:type="dxa" w:w="20"/>
+                    <w:right w:type="dxa" w:w="0"/>
+                  </w:tcMar>
+                  <w:vAlign w:val="bottom"/>
+                </w:tcPr>
+                <w:p>
+                  <w:pPr>
+                    <w:spacing w:after="0" w:before="0"/>
+                  </w:pPr>
+                  <w:r>
+                    <w:rPr>
+                      <w:rFonts w:ascii="Arial" w:cs="Arial" w:eastAsia="Arial" w:hAnsi="Arial"/>
+                      <w:color w:val="5A6B85"/>
+                      <w:sz w:val="21"/>
+                      <w:szCs w:val="21"/>
+                    </w:rPr>
+                    <w:t xml:space="preserve"/>
+                  </w:r>
+                </w:p>
+              </w:tc>
+            </w:tr>
+          </w:tbl>
+          <w:p>
+            <w:pPr>
+              <w:keepNext/>
+              <w:spacing w:after="60" w:before="120"/>
+            </w:pPr>
+            <w:r>
+              <w:rPr>
+                <w:rFonts w:ascii="Arial" w:cs="Arial" w:eastAsia="Arial" w:hAnsi="Arial"/>
+                <w:b/>
+                <w:bCs/>
+                <w:sz w:val="21"/>
+                <w:szCs w:val="21"/>
+              </w:rPr>
+              <w:t xml:space="preserve">Why might attackers launch a DDoS as a distraction?</w:t>
             </w:r>
           </w:p>
           <w:tbl>
@@ -2437,6 +3285,218 @@
               </w:tc>
             </w:tr>
           </w:tbl>
+          <w:p>
+            <w:pPr>
+              <w:keepNext/>
+              <w:spacing w:after="60" w:before="120"/>
+            </w:pPr>
+            <w:r>
+              <w:rPr>
+                <w:rFonts w:ascii="Arial" w:cs="Arial" w:eastAsia="Arial" w:hAnsi="Arial"/>
+                <w:b/>
+                <w:bCs/>
+                <w:sz w:val="21"/>
+                <w:szCs w:val="21"/>
+              </w:rPr>
+              <w:t xml:space="preserve">How does rate limiting help against a DoS attack?</w:t>
+            </w:r>
+          </w:p>
+          <w:tbl>
+            <w:tblPr>
+              <w:tblW w:type="dxa" w:w="10026"/>
+              <w:tblBorders>
+                <w:top w:val="single" w:color="auto" w:sz="4"/>
+                <w:left w:val="single" w:color="auto" w:sz="4"/>
+                <w:bottom w:val="single" w:color="auto" w:sz="4"/>
+                <w:right w:val="single" w:color="auto" w:sz="4"/>
+                <w:insideH w:val="single" w:color="auto" w:sz="4"/>
+                <w:insideV w:val="single" w:color="auto" w:sz="4"/>
+              </w:tblBorders>
+            </w:tblPr>
+            <w:tblGrid>
+              <w:gridCol w:w="10026"/>
+            </w:tblGrid>
+            <w:tr>
+              <w:trPr>
+                <w:cantSplit/>
+                <w:trHeight w:val="460" w:hRule="exact"/>
+              </w:trPr>
+              <w:tc>
+                <w:tcPr>
+                  <w:tcW w:type="dxa" w:w="10026"/>
+                  <w:tcBorders>
+                    <w:top w:val="none" w:color="FFFFFF" w:sz="0"/>
+                    <w:left w:val="none" w:color="FFFFFF" w:sz="0"/>
+                    <w:bottom w:val="dotted" w:color="9AA8BC" w:sz="6"/>
+                    <w:right w:val="none" w:color="FFFFFF" w:sz="0"/>
+                  </w:tcBorders>
+                  <w:tcMar>
+                    <w:left w:type="dxa" w:w="0"/>
+                    <w:bottom w:type="dxa" w:w="20"/>
+                    <w:right w:type="dxa" w:w="0"/>
+                  </w:tcMar>
+                  <w:vAlign w:val="bottom"/>
+                </w:tcPr>
+                <w:p>
+                  <w:pPr>
+                    <w:spacing w:after="0" w:before="0"/>
+                  </w:pPr>
+                  <w:r>
+                    <w:rPr>
+                      <w:rFonts w:ascii="Arial" w:cs="Arial" w:eastAsia="Arial" w:hAnsi="Arial"/>
+                      <w:color w:val="5A6B85"/>
+                      <w:sz w:val="21"/>
+                      <w:szCs w:val="21"/>
+                    </w:rPr>
+                    <w:t xml:space="preserve"/>
+                  </w:r>
+                </w:p>
+              </w:tc>
+            </w:tr>
+            <w:tr>
+              <w:trPr>
+                <w:cantSplit/>
+                <w:trHeight w:val="460" w:hRule="exact"/>
+              </w:trPr>
+              <w:tc>
+                <w:tcPr>
+                  <w:tcW w:type="dxa" w:w="10026"/>
+                  <w:tcBorders>
+                    <w:top w:val="none" w:color="FFFFFF" w:sz="0"/>
+                    <w:left w:val="none" w:color="FFFFFF" w:sz="0"/>
+                    <w:bottom w:val="dotted" w:color="9AA8BC" w:sz="6"/>
+                    <w:right w:val="none" w:color="FFFFFF" w:sz="0"/>
+                  </w:tcBorders>
+                  <w:tcMar>
+                    <w:left w:type="dxa" w:w="0"/>
+                    <w:bottom w:type="dxa" w:w="20"/>
+                    <w:right w:type="dxa" w:w="0"/>
+                  </w:tcMar>
+                  <w:vAlign w:val="bottom"/>
+                </w:tcPr>
+                <w:p>
+                  <w:pPr>
+                    <w:spacing w:after="0" w:before="0"/>
+                  </w:pPr>
+                  <w:r>
+                    <w:rPr>
+                      <w:rFonts w:ascii="Arial" w:cs="Arial" w:eastAsia="Arial" w:hAnsi="Arial"/>
+                      <w:color w:val="5A6B85"/>
+                      <w:sz w:val="21"/>
+                      <w:szCs w:val="21"/>
+                    </w:rPr>
+                    <w:t xml:space="preserve"/>
+                  </w:r>
+                </w:p>
+              </w:tc>
+            </w:tr>
+          </w:tbl>
+          <w:p>
+            <w:pPr>
+              <w:keepNext/>
+              <w:spacing w:after="60" w:before="120"/>
+            </w:pPr>
+            <w:r>
+              <w:rPr>
+                <w:rFonts w:ascii="Arial" w:cs="Arial" w:eastAsia="Arial" w:hAnsi="Arial"/>
+                <w:b/>
+                <w:bCs/>
+                <w:sz w:val="21"/>
+                <w:szCs w:val="21"/>
+              </w:rPr>
+              <w:t xml:space="preserve">Which helps stop your devices being used in a botnet?</w:t>
+            </w:r>
+          </w:p>
+          <w:tbl>
+            <w:tblPr>
+              <w:tblW w:type="dxa" w:w="10026"/>
+              <w:tblBorders>
+                <w:top w:val="single" w:color="auto" w:sz="4"/>
+                <w:left w:val="single" w:color="auto" w:sz="4"/>
+                <w:bottom w:val="single" w:color="auto" w:sz="4"/>
+                <w:right w:val="single" w:color="auto" w:sz="4"/>
+                <w:insideH w:val="single" w:color="auto" w:sz="4"/>
+                <w:insideV w:val="single" w:color="auto" w:sz="4"/>
+              </w:tblBorders>
+            </w:tblPr>
+            <w:tblGrid>
+              <w:gridCol w:w="10026"/>
+            </w:tblGrid>
+            <w:tr>
+              <w:trPr>
+                <w:cantSplit/>
+                <w:trHeight w:val="460" w:hRule="exact"/>
+              </w:trPr>
+              <w:tc>
+                <w:tcPr>
+                  <w:tcW w:type="dxa" w:w="10026"/>
+                  <w:tcBorders>
+                    <w:top w:val="none" w:color="FFFFFF" w:sz="0"/>
+                    <w:left w:val="none" w:color="FFFFFF" w:sz="0"/>
+                    <w:bottom w:val="dotted" w:color="9AA8BC" w:sz="6"/>
+                    <w:right w:val="none" w:color="FFFFFF" w:sz="0"/>
+                  </w:tcBorders>
+                  <w:tcMar>
+                    <w:left w:type="dxa" w:w="0"/>
+                    <w:bottom w:type="dxa" w:w="20"/>
+                    <w:right w:type="dxa" w:w="0"/>
+                  </w:tcMar>
+                  <w:vAlign w:val="bottom"/>
+                </w:tcPr>
+                <w:p>
+                  <w:pPr>
+                    <w:spacing w:after="0" w:before="0"/>
+                  </w:pPr>
+                  <w:r>
+                    <w:rPr>
+                      <w:rFonts w:ascii="Arial" w:cs="Arial" w:eastAsia="Arial" w:hAnsi="Arial"/>
+                      <w:color w:val="5A6B85"/>
+                      <w:sz w:val="21"/>
+                      <w:szCs w:val="21"/>
+                    </w:rPr>
+                    <w:t xml:space="preserve"/>
+                  </w:r>
+                </w:p>
+              </w:tc>
+            </w:tr>
+            <w:tr>
+              <w:trPr>
+                <w:cantSplit/>
+                <w:trHeight w:val="460" w:hRule="exact"/>
+              </w:trPr>
+              <w:tc>
+                <w:tcPr>
+                  <w:tcW w:type="dxa" w:w="10026"/>
+                  <w:tcBorders>
+                    <w:top w:val="none" w:color="FFFFFF" w:sz="0"/>
+                    <w:left w:val="none" w:color="FFFFFF" w:sz="0"/>
+                    <w:bottom w:val="dotted" w:color="9AA8BC" w:sz="6"/>
+                    <w:right w:val="none" w:color="FFFFFF" w:sz="0"/>
+                  </w:tcBorders>
+                  <w:tcMar>
+                    <w:left w:type="dxa" w:w="0"/>
+                    <w:bottom w:type="dxa" w:w="20"/>
+                    <w:right w:type="dxa" w:w="0"/>
+                  </w:tcMar>
+                  <w:vAlign w:val="bottom"/>
+                </w:tcPr>
+                <w:p>
+                  <w:pPr>
+                    <w:spacing w:after="0" w:before="0"/>
+                  </w:pPr>
+                  <w:r>
+                    <w:rPr>
+                      <w:rFonts w:ascii="Arial" w:cs="Arial" w:eastAsia="Arial" w:hAnsi="Arial"/>
+                      <w:color w:val="5A6B85"/>
+                      <w:sz w:val="21"/>
+                      <w:szCs w:val="21"/>
+                    </w:rPr>
+                    <w:t xml:space="preserve"/>
+                  </w:r>
+                </w:p>
+              </w:tc>
+            </w:tr>
+          </w:tbl>
           <w:p/>
         </w:tc>
       </w:tr>
@@ -2628,6 +3688,218 @@
                 <w:szCs w:val="21"/>
               </w:rPr>
               <w:t xml:space="preserve">Discuss what the digital attack map shows and what patterns you notice.</w:t>
+            </w:r>
+          </w:p>
+          <w:tbl>
+            <w:tblPr>
+              <w:tblW w:type="dxa" w:w="10026"/>
+              <w:tblBorders>
+                <w:top w:val="single" w:color="auto" w:sz="4"/>
+                <w:left w:val="single" w:color="auto" w:sz="4"/>
+                <w:bottom w:val="single" w:color="auto" w:sz="4"/>
+                <w:right w:val="single" w:color="auto" w:sz="4"/>
+                <w:insideH w:val="single" w:color="auto" w:sz="4"/>
+                <w:insideV w:val="single" w:color="auto" w:sz="4"/>
+              </w:tblBorders>
+            </w:tblPr>
+            <w:tblGrid>
+              <w:gridCol w:w="10026"/>
+            </w:tblGrid>
+            <w:tr>
+              <w:trPr>
+                <w:cantSplit/>
+                <w:trHeight w:val="460" w:hRule="exact"/>
+              </w:trPr>
+              <w:tc>
+                <w:tcPr>
+                  <w:tcW w:type="dxa" w:w="10026"/>
+                  <w:tcBorders>
+                    <w:top w:val="none" w:color="FFFFFF" w:sz="0"/>
+                    <w:left w:val="none" w:color="FFFFFF" w:sz="0"/>
+                    <w:bottom w:val="dotted" w:color="9AA8BC" w:sz="6"/>
+                    <w:right w:val="none" w:color="FFFFFF" w:sz="0"/>
+                  </w:tcBorders>
+                  <w:tcMar>
+                    <w:left w:type="dxa" w:w="0"/>
+                    <w:bottom w:type="dxa" w:w="20"/>
+                    <w:right w:type="dxa" w:w="0"/>
+                  </w:tcMar>
+                  <w:vAlign w:val="bottom"/>
+                </w:tcPr>
+                <w:p>
+                  <w:pPr>
+                    <w:spacing w:after="0" w:before="0"/>
+                  </w:pPr>
+                  <w:r>
+                    <w:rPr>
+                      <w:rFonts w:ascii="Arial" w:cs="Arial" w:eastAsia="Arial" w:hAnsi="Arial"/>
+                      <w:color w:val="5A6B85"/>
+                      <w:sz w:val="21"/>
+                      <w:szCs w:val="21"/>
+                    </w:rPr>
+                    <w:t xml:space="preserve"/>
+                  </w:r>
+                </w:p>
+              </w:tc>
+            </w:tr>
+            <w:tr>
+              <w:trPr>
+                <w:cantSplit/>
+                <w:trHeight w:val="460" w:hRule="exact"/>
+              </w:trPr>
+              <w:tc>
+                <w:tcPr>
+                  <w:tcW w:type="dxa" w:w="10026"/>
+                  <w:tcBorders>
+                    <w:top w:val="none" w:color="FFFFFF" w:sz="0"/>
+                    <w:left w:val="none" w:color="FFFFFF" w:sz="0"/>
+                    <w:bottom w:val="dotted" w:color="9AA8BC" w:sz="6"/>
+                    <w:right w:val="none" w:color="FFFFFF" w:sz="0"/>
+                  </w:tcBorders>
+                  <w:tcMar>
+                    <w:left w:type="dxa" w:w="0"/>
+                    <w:bottom w:type="dxa" w:w="20"/>
+                    <w:right w:type="dxa" w:w="0"/>
+                  </w:tcMar>
+                  <w:vAlign w:val="bottom"/>
+                </w:tcPr>
+                <w:p>
+                  <w:pPr>
+                    <w:spacing w:after="0" w:before="0"/>
+                  </w:pPr>
+                  <w:r>
+                    <w:rPr>
+                      <w:rFonts w:ascii="Arial" w:cs="Arial" w:eastAsia="Arial" w:hAnsi="Arial"/>
+                      <w:color w:val="5A6B85"/>
+                      <w:sz w:val="21"/>
+                      <w:szCs w:val="21"/>
+                    </w:rPr>
+                    <w:t xml:space="preserve"/>
+                  </w:r>
+                </w:p>
+              </w:tc>
+            </w:tr>
+          </w:tbl>
+          <w:p>
+            <w:pPr>
+              <w:keepNext/>
+              <w:spacing w:after="60" w:before="120"/>
+            </w:pPr>
+            <w:r>
+              <w:rPr>
+                <w:rFonts w:ascii="Arial" w:cs="Arial" w:eastAsia="Arial" w:hAnsi="Arial"/>
+                <w:b/>
+                <w:bCs/>
+                <w:sz w:val="21"/>
+                <w:szCs w:val="21"/>
+              </w:rPr>
+              <w:t xml:space="preserve">Why does knowing normal traffic patterns help?</w:t>
+            </w:r>
+          </w:p>
+          <w:tbl>
+            <w:tblPr>
+              <w:tblW w:type="dxa" w:w="10026"/>
+              <w:tblBorders>
+                <w:top w:val="single" w:color="auto" w:sz="4"/>
+                <w:left w:val="single" w:color="auto" w:sz="4"/>
+                <w:bottom w:val="single" w:color="auto" w:sz="4"/>
+                <w:right w:val="single" w:color="auto" w:sz="4"/>
+                <w:insideH w:val="single" w:color="auto" w:sz="4"/>
+                <w:insideV w:val="single" w:color="auto" w:sz="4"/>
+              </w:tblBorders>
+            </w:tblPr>
+            <w:tblGrid>
+              <w:gridCol w:w="10026"/>
+            </w:tblGrid>
+            <w:tr>
+              <w:trPr>
+                <w:cantSplit/>
+                <w:trHeight w:val="460" w:hRule="exact"/>
+              </w:trPr>
+              <w:tc>
+                <w:tcPr>
+                  <w:tcW w:type="dxa" w:w="10026"/>
+                  <w:tcBorders>
+                    <w:top w:val="none" w:color="FFFFFF" w:sz="0"/>
+                    <w:left w:val="none" w:color="FFFFFF" w:sz="0"/>
+                    <w:bottom w:val="dotted" w:color="9AA8BC" w:sz="6"/>
+                    <w:right w:val="none" w:color="FFFFFF" w:sz="0"/>
+                  </w:tcBorders>
+                  <w:tcMar>
+                    <w:left w:type="dxa" w:w="0"/>
+                    <w:bottom w:type="dxa" w:w="20"/>
+                    <w:right w:type="dxa" w:w="0"/>
+                  </w:tcMar>
+                  <w:vAlign w:val="bottom"/>
+                </w:tcPr>
+                <w:p>
+                  <w:pPr>
+                    <w:spacing w:after="0" w:before="0"/>
+                  </w:pPr>
+                  <w:r>
+                    <w:rPr>
+                      <w:rFonts w:ascii="Arial" w:cs="Arial" w:eastAsia="Arial" w:hAnsi="Arial"/>
+                      <w:color w:val="5A6B85"/>
+                      <w:sz w:val="21"/>
+                      <w:szCs w:val="21"/>
+                    </w:rPr>
+                    <w:t xml:space="preserve"/>
+                  </w:r>
+                </w:p>
+              </w:tc>
+            </w:tr>
+            <w:tr>
+              <w:trPr>
+                <w:cantSplit/>
+                <w:trHeight w:val="460" w:hRule="exact"/>
+              </w:trPr>
+              <w:tc>
+                <w:tcPr>
+                  <w:tcW w:type="dxa" w:w="10026"/>
+                  <w:tcBorders>
+                    <w:top w:val="none" w:color="FFFFFF" w:sz="0"/>
+                    <w:left w:val="none" w:color="FFFFFF" w:sz="0"/>
+                    <w:bottom w:val="dotted" w:color="9AA8BC" w:sz="6"/>
+                    <w:right w:val="none" w:color="FFFFFF" w:sz="0"/>
+                  </w:tcBorders>
+                  <w:tcMar>
+                    <w:left w:type="dxa" w:w="0"/>
+                    <w:bottom w:type="dxa" w:w="20"/>
+                    <w:right w:type="dxa" w:w="0"/>
+                  </w:tcMar>
+                  <w:vAlign w:val="bottom"/>
+                </w:tcPr>
+                <w:p>
+                  <w:pPr>
+                    <w:spacing w:after="0" w:before="0"/>
+                  </w:pPr>
+                  <w:r>
+                    <w:rPr>
+                      <w:rFonts w:ascii="Arial" w:cs="Arial" w:eastAsia="Arial" w:hAnsi="Arial"/>
+                      <w:color w:val="5A6B85"/>
+                      <w:sz w:val="21"/>
+                      <w:szCs w:val="21"/>
+                    </w:rPr>
+                    <w:t xml:space="preserve"/>
+                  </w:r>
+                </w:p>
+              </w:tc>
+            </w:tr>
+          </w:tbl>
+          <w:p>
+            <w:pPr>
+              <w:keepNext/>
+              <w:spacing w:after="60" w:before="120"/>
+            </w:pPr>
+            <w:r>
+              <w:rPr>
+                <w:rFonts w:ascii="Arial" w:cs="Arial" w:eastAsia="Arial" w:hAnsi="Arial"/>
+                <w:b/>
+                <w:bCs/>
+                <w:sz w:val="21"/>
+                <w:szCs w:val="21"/>
+              </w:rPr>
+              <w:t xml:space="preserve">Paying a website to 'stress test' someone else's server is:</w:t>
             </w:r>
           </w:p>
           <w:tbl>
@@ -3450,7 +4722,7 @@
                 <w:sz w:val="21"/>
                 <w:szCs w:val="21"/>
               </w:rPr>
-              <w:t xml:space="preserve">What does a DDoS attack set out to achieve?</w:t>
+              <w:t xml:space="preserve">How does a denial-of-service attack work, and how can it be defended against?</w:t>
             </w:r>
           </w:p>
           <w:tbl>
@@ -3679,7 +4951,7 @@
                 <w:sz w:val="21"/>
                 <w:szCs w:val="21"/>
               </w:rPr>
-              <w:t xml:space="preserve">a)  Describe what is meant by a denial-of-service attack.  </w:t>
+              <w:t xml:space="preserve">a)  Describe what a denial-of-service attack does to a service.  </w:t>
             </w:r>
             <w:r>
               <w:rPr>
@@ -3794,7 +5066,7 @@
                 <w:sz w:val="21"/>
                 <w:szCs w:val="21"/>
               </w:rPr>
-              <w:t xml:space="preserve">b)  Explain why a distributed attack is harder to defend against.  </w:t>
+              <w:t xml:space="preserve">b)  Explain why an attack from a botnet is harder to block than one from a single computer.  </w:t>
             </w:r>
             <w:r>
               <w:rPr>
@@ -3803,7 +5075,7 @@
                 <w:sz w:val="21"/>
                 <w:szCs w:val="21"/>
               </w:rPr>
-              <w:t xml:space="preserve">[2]</w:t>
+              <w:t xml:space="preserve">[3]</w:t>
             </w:r>
           </w:p>
           <w:tbl>
@@ -3895,6 +5167,43 @@
                 </w:p>
               </w:tc>
             </w:tr>
+            <w:tr>
+              <w:trPr>
+                <w:cantSplit/>
+                <w:trHeight w:val="460" w:hRule="exact"/>
+              </w:trPr>
+              <w:tc>
+                <w:tcPr>
+                  <w:tcW w:type="dxa" w:w="10026"/>
+                  <w:tcBorders>
+                    <w:top w:val="none" w:color="FFFFFF" w:sz="0"/>
+                    <w:left w:val="none" w:color="FFFFFF" w:sz="0"/>
+                    <w:bottom w:val="dotted" w:color="9AA8BC" w:sz="6"/>
+                    <w:right w:val="none" w:color="FFFFFF" w:sz="0"/>
+                  </w:tcBorders>
+                  <w:tcMar>
+                    <w:left w:type="dxa" w:w="0"/>
+                    <w:bottom w:type="dxa" w:w="20"/>
+                    <w:right w:type="dxa" w:w="0"/>
+                  </w:tcMar>
+                  <w:vAlign w:val="bottom"/>
+                </w:tcPr>
+                <w:p>
+                  <w:pPr>
+                    <w:spacing w:after="0" w:before="0"/>
+                  </w:pPr>
+                  <w:r>
+                    <w:rPr>
+                      <w:rFonts w:ascii="Arial" w:cs="Arial" w:eastAsia="Arial" w:hAnsi="Arial"/>
+                      <w:color w:val="5A6B85"/>
+                      <w:sz w:val="21"/>
+                      <w:szCs w:val="21"/>
+                    </w:rPr>
+                    <w:t xml:space="preserve"/>
+                  </w:r>
+                </w:p>
+              </w:tc>
+            </w:tr>
           </w:tbl>
           <w:p>
             <w:pPr>
@@ -3909,7 +5218,7 @@
                 <w:sz w:val="21"/>
                 <w:szCs w:val="21"/>
               </w:rPr>
-              <w:t xml:space="preserve">c)  Describe two methods a network manager could use to reduce the impact of a DDoS attack.  </w:t>
+              <w:t xml:space="preserve">c)  Describe two measures that reduce the impact of a DDoS attack on a website.  </w:t>
             </w:r>
             <w:r>
               <w:rPr>
